--- a/az/discovery-articles/2.6 Cəbr.docx
+++ b/az/discovery-articles/2.6 Cəbr.docx
@@ -4,527 +4,350 @@
   <w:body>
     <w:p>
       <w:pPr>
-        <w:keepNext/>
-        <w:spacing w:before="280" w:after="120"/>
+        <w:pStyle w:val="Title"/>
+        <w:widowControl/>
       </w:pPr>
       <w:r>
-        <w:rPr>
-          <w:rFonts w:ascii="Calibri" w:hAnsi="Calibri" w:eastAsia="Calibri"/>
-          <w:b/>
-          <w:i w:val="0"/>
-          <w:color w:val="004E8C"/>
-          <w:sz w:val="44"/>
-        </w:rPr>
         <w:t>2.6 Cəbr</w:t>
       </w:r>
     </w:p>
     <w:p>
       <w:pPr>
-        <w:spacing w:after="80"/>
+        <w:keepNext/>
+        <w:widowControl/>
       </w:pPr>
       <w:r>
         <w:rPr>
-          <w:rFonts w:ascii="Calibri" w:hAnsi="Calibri" w:eastAsia="Calibri"/>
-          <w:b w:val="0"/>
-          <w:i/>
-          <w:color w:val="505050"/>
-          <w:sz w:val="22"/>
+          <w:sz w:val="20"/>
         </w:rPr>
-        <w:t>2. Bilik, elm və ölçmə</w:t>
-      </w:r>
-    </w:p>
-    <w:p>
-      <w:pPr>
-        <w:spacing w:after="200"/>
-      </w:pPr>
-      <w:r>
-        <w:rPr>
-          <w:rFonts w:ascii="Calibri" w:hAnsi="Calibri" w:eastAsia="Calibri"/>
-          <w:b w:val="0"/>
-          <w:i/>
-          <w:sz w:val="22"/>
-        </w:rPr>
-        <w:t>Dövr: eramızın IX əsri (əl-Xarəzminin klassik ərəb dilində əsərləri); daha qədim Babil və yunan kökləri; sonralar Avropada simvolik yazılış | Əsas simalar: Babil mirzələri; Diofant; əl-Xarəzmi; daha sonra Viet, Dekart və müasir cəbr alimləri</w:t>
-      </w:r>
-    </w:p>
-    <w:p>
-      <w:pPr>
-        <w:spacing w:after="160" w:line="276" w:lineRule="auto"/>
-      </w:pPr>
-      <w:r>
-        <w:rPr>
-          <w:rFonts w:ascii="Calibri" w:hAnsi="Calibri" w:eastAsia="Calibri"/>
-          <w:b w:val="0"/>
-          <w:i w:val="0"/>
-          <w:sz w:val="22"/>
-        </w:rPr>
-        <w:t>Cəbr ayrı-ayrı ədədləri hesablamaqla kifayətlənməyib, ümumi qaydalar əsasında məchulları tapmaq üsuludur. O, sözlə ifadə olunan məsələləri çevik simvol və tənliklərə çevirərək elm və mühəndisliyin əsas riyazi alətlərindən birini yaratdı.</w:t>
+        <w:t>2 Bilik elm və ölçmə</w:t>
       </w:r>
     </w:p>
     <w:p>
       <w:pPr>
         <w:keepNext/>
-        <w:spacing w:before="240" w:after="120"/>
+        <w:widowControl/>
       </w:pPr>
       <w:r>
         <w:rPr>
-          <w:rFonts w:ascii="Calibri" w:hAnsi="Calibri" w:eastAsia="Calibri"/>
-          <w:b/>
-          <w:i w:val="0"/>
-          <w:color w:val="004E8C"/>
-          <w:sz w:val="28"/>
+          <w:sz w:val="20"/>
         </w:rPr>
-        <w:t>Əsas faktlar</w:t>
+        <w:t>Dövr: IX əsrin klassik ərəb əsərləri, əl-Xarəzmi; daha qədim Babil və yunan kökləri; sonralar Avropada simvolik yazılış | Əsas şəxslər: Babil mirzələri, Diofant, əl-Xarəzmi, sonralar Viyet, Dekart və müasir cəbrçilər</w:t>
+      </w:r>
+    </w:p>
+    <w:p>
+      <w:pPr>
+        <w:widowControl/>
+      </w:pPr>
+      <w:r>
+        <w:t>Cəbr yalnız konkret ədədləri hesablamaq deyil, ümumi qaydalarla məchul kəmiyyətləri tapmaqdır. Sözlə verilən məsələləri simvollara və tənliklərə çevirərək elm və mühəndisliyin əsas vasitələrindən oldu.</w:t>
+      </w:r>
+    </w:p>
+    <w:p>
+      <w:pPr>
+        <w:pStyle w:val="Heading1"/>
+        <w:widowControl/>
+      </w:pPr>
+      <w:r>
+        <w:t>Əsas məlumatlar</w:t>
       </w:r>
     </w:p>
     <w:p>
       <w:pPr>
         <w:pStyle w:val="ListBullet"/>
+        <w:widowControl/>
       </w:pPr>
       <w:r>
-        <w:rPr>
-          <w:rFonts w:ascii="Calibri" w:hAnsi="Calibri" w:eastAsia="Calibri"/>
-          <w:b w:val="0"/>
-          <w:i w:val="0"/>
-          <w:sz w:val="22"/>
-        </w:rPr>
-        <w:t>Babil lövhələrində məchul kəmiyyətli məsələlərin ardıcıl qaydalarla həlli üsulları artıq mövcud idi</w:t>
+        <w:t>Babil lövhələrində artıq müəyyən ardıcıllıqla həll edilən məchullu məsələlər var.</w:t>
       </w:r>
     </w:p>
     <w:p>
       <w:pPr>
         <w:pStyle w:val="ListBullet"/>
+        <w:widowControl/>
       </w:pPr>
       <w:r>
-        <w:rPr>
-          <w:rFonts w:ascii="Calibri" w:hAnsi="Calibri" w:eastAsia="Calibri"/>
-          <w:b w:val="0"/>
-          <w:i w:val="0"/>
-          <w:sz w:val="22"/>
-        </w:rPr>
-        <w:t>Əl-Xarəzminin cəbr əsəri tənliklərin tamamlama və tarazlaşdırma üsullarını sistemləşdirib</w:t>
+        <w:t>Əl-Xarəzminin cəbri tənliklərdə bərpa və tarazlaşdırma əməliyyatlarını sistemləşdirdi.</w:t>
       </w:r>
     </w:p>
     <w:p>
       <w:pPr>
         <w:pStyle w:val="ListBullet"/>
+        <w:widowControl/>
       </w:pPr>
       <w:r>
-        <w:rPr>
-          <w:rFonts w:ascii="Calibri" w:hAnsi="Calibri" w:eastAsia="Calibri"/>
-          <w:b w:val="0"/>
-          <w:i w:val="0"/>
-          <w:sz w:val="22"/>
-        </w:rPr>
-        <w:t>Orta əsr İslam dünyasının, daha sonra isə Avropanın alimləri kub və daha yüksək dərəcəli tənliklərin həll üsullarını inkişaf etdiriblər</w:t>
+        <w:t>Orta əsr İslam dünyasının və sonrakı Avropanın alimləri kub və daha yüksək dərəcəli üsulları inkişaf etdirdilər.</w:t>
       </w:r>
     </w:p>
     <w:p>
       <w:pPr>
         <w:pStyle w:val="ListBullet"/>
+        <w:widowControl/>
       </w:pPr>
       <w:r>
-        <w:rPr>
-          <w:rFonts w:ascii="Calibri" w:hAnsi="Calibri" w:eastAsia="Calibri"/>
-          <w:b w:val="0"/>
-          <w:i w:val="0"/>
-          <w:sz w:val="22"/>
-        </w:rPr>
-        <w:t>İntibah dövründə yaranan simvolik yazılış riyazi çevirmələri daha sürətli və aydın edib</w:t>
+        <w:t>İntibahın simvolik yazılışı çevirmələri sürətləndirdi və aydınlaşdırdı.</w:t>
       </w:r>
     </w:p>
     <w:p>
       <w:pPr>
         <w:pStyle w:val="ListBullet"/>
+        <w:widowControl/>
       </w:pPr>
       <w:r>
-        <w:rPr>
-          <w:rFonts w:ascii="Calibri" w:hAnsi="Calibri" w:eastAsia="Calibri"/>
-          <w:b w:val="0"/>
-          <w:i w:val="0"/>
-          <w:sz w:val="22"/>
-        </w:rPr>
-        <w:t>Müasir cəbr kriptoqrafiyanın, fiziki modellərin və kompüter elminin əsasını təşkil edir</w:t>
+        <w:t>Müasir cəbr kriptoqrafiyanın, fiziki modellərin və informatikanın əsaslarındandır.</w:t>
       </w:r>
     </w:p>
     <w:p>
       <w:pPr>
-        <w:keepNext/>
-        <w:spacing w:before="240" w:after="120"/>
+        <w:pStyle w:val="Heading1"/>
+        <w:widowControl/>
       </w:pPr>
       <w:r>
-        <w:rPr>
-          <w:rFonts w:ascii="Calibri" w:hAnsi="Calibri" w:eastAsia="Calibri"/>
-          <w:b/>
-          <w:i w:val="0"/>
-          <w:color w:val="004E8C"/>
-          <w:sz w:val="28"/>
-        </w:rPr>
         <w:t>Bu nədir</w:t>
       </w:r>
     </w:p>
     <w:p>
       <w:pPr>
-        <w:spacing w:after="160" w:line="276" w:lineRule="auto"/>
+        <w:widowControl/>
       </w:pPr>
       <w:r>
-        <w:rPr>
-          <w:rFonts w:ascii="Calibri" w:hAnsi="Calibri" w:eastAsia="Calibri"/>
-          <w:b w:val="0"/>
-          <w:i w:val="0"/>
-          <w:sz w:val="22"/>
-        </w:rPr>
-        <w:t>Cəbr məlum kəmiyyətlər üçün işləyən eyni əməliyyatları məchul kəmiyyətlərə tətbiq etməklə onları tapan riyaziyyat sahəsidir; bu əlaqələr çox vaxt tənliklərlə yazılır. Burada hazır ədədlər üzərində adi hesablamalar aparmaqla kifayətlənmirik: çatışmayan kəmiyyətə ad verir və qəbul edilmiş qaydalara əsasən tənliyin hər iki tərəfini dəyişirik. Erkən cəbr sözlərlə ifadə olunurdu, sonrakı dövrlərdə isə hərf və simvollardan istifadə edilməyə başlandı. Sadə desək, cəbr «x nəyə bərabər olmalıdır?» sualına eyni quruluşlu bir çox məsələ üçün keçərli olan üsullarla cavab verir — müxtəlif ölçülü tortlar üçün yarayan resept kimi.</w:t>
+        <w:t>Cəbr məlum kəmiyyətlərə tətbiq olunan əməliyyatlarla məchul kəmiyyətləri tapmağa imkan verən riyaziyyat sahəsidir; münasibətlər çox vaxt tənliklə yazılır. Yalnız verilmiş ədədləri hesablamaq əvəzinə, axtarılan kəmiyyət işarə ilə göstərilir və tənliyin hər iki tərəfi qaydalara uyğun çevrilir. İlk cəbr sözlə ifadə olunurdu, sonralar hərf və simvollarla yazıldı. Bu, eyni quruluşlu çoxsaylı məsələlərdə «x nə olmalıdır?» sualına cavab verən vasitədir; istənilən ölçüdə torta uyğunlaşdırılan resept kimi.</w:t>
       </w:r>
     </w:p>
     <w:p>
       <w:pPr>
-        <w:keepNext/>
-        <w:spacing w:before="240" w:after="120"/>
+        <w:pStyle w:val="Heading1"/>
+        <w:widowControl/>
       </w:pPr>
       <w:r>
-        <w:rPr>
-          <w:rFonts w:ascii="Calibri" w:hAnsi="Calibri" w:eastAsia="Calibri"/>
-          <w:b/>
-          <w:i w:val="0"/>
-          <w:color w:val="004E8C"/>
-          <w:sz w:val="28"/>
-        </w:rPr>
-        <w:t>Onu kim kəşf və ya ixtira edib</w:t>
+        <w:t>Kim kəşf edib və ya yaradıb</w:t>
       </w:r>
     </w:p>
     <w:p>
       <w:pPr>
-        <w:spacing w:after="160" w:line="276" w:lineRule="auto"/>
+        <w:widowControl/>
       </w:pPr>
       <w:r>
-        <w:rPr>
-          <w:rFonts w:ascii="Calibri" w:hAnsi="Calibri" w:eastAsia="Calibri"/>
-          <w:b w:val="0"/>
-          <w:i w:val="0"/>
-          <w:sz w:val="22"/>
-        </w:rPr>
-        <w:t>Cəbr müxtəlif mədəniyyətlərin ortaq əməyinin nəticəsidir. Babil mirzələri məsələləri alqoritmik üsullarla həll edir, Diofant kimi yunan alimləri məchul kəmiyyətli məsələlər qururdular. Məhəmməd ibn Musa əl-Xarəzmi ərəb dilində sistemli əsər yazdı; «cəbr» sözü də bu əsərin adından gəlir. İntibah dövrünün Avropa alimləri yığcam simvolik yazılış yaratdılar. Buna görə cəbr heç bir dahinin təkbaşına ixtirası deyil. Məktəblərdə və hesabxanalarda biliyin nəsildən-nəslə ötürülməsi də dərsliklərdə çəkilən məşhur adlar qədər əhəmiyyətli olub.</w:t>
+        <w:t>Cəbr müxtəlif mədəniyyətlərin töhfələri ilə formalaşıb. Babil mirzələri ardıcıl həll üsulları tətbiq edir, Diofant kimi yunan müəllifləri məchullu məsələlər qururdular. Məhəmməd ibn Musa əl-Xarəzmi adı sonralar müxtəlif dillərdə «cəbr» sözünə çevrilən sistemli ərəb əsəri yazdı. İntibah Avropasında yığcam simvollar yarandı. Sahə tək bir dahinin əsəri deyil. Məktəblərdə və ticarət evlərində bilik ötürülməsi də dərsliklərdəki məşhur adlar qədər əhəmiyyətlidir.</w:t>
       </w:r>
     </w:p>
     <w:p>
       <w:pPr>
-        <w:keepNext/>
-        <w:spacing w:before="240" w:after="120"/>
+        <w:pStyle w:val="Heading1"/>
+        <w:widowControl/>
       </w:pPr>
       <w:r>
-        <w:rPr>
-          <w:rFonts w:ascii="Calibri" w:hAnsi="Calibri" w:eastAsia="Calibri"/>
-          <w:b/>
-          <w:i w:val="0"/>
-          <w:color w:val="004E8C"/>
-          <w:sz w:val="28"/>
-        </w:rPr>
-        <w:t>Nə vaxt və necə meydana gəlib</w:t>
+        <w:t>Nə vaxt və necə yaranıb</w:t>
       </w:r>
     </w:p>
     <w:p>
       <w:pPr>
-        <w:spacing w:after="160" w:line="276" w:lineRule="auto"/>
+        <w:widowControl/>
       </w:pPr>
       <w:r>
-        <w:rPr>
-          <w:rFonts w:ascii="Calibri" w:hAnsi="Calibri" w:eastAsia="Calibri"/>
-          <w:b w:val="0"/>
-          <w:i w:val="0"/>
-          <w:sz w:val="22"/>
-        </w:rPr>
-        <w:t>Məsələləri ardıcıl üsullarla həll etmək qədim dövrlərdən məlumdur, lakin IX əsrdə ərəb dilində yazılmış klassik əsərlər İslam dünyasında, daha sonra isə latındilli Avropada tədris edilən metodları vahid şəklə saldı. XVI–XVII əsrlərdə simvolik cəbr elmi araşdırmaları sürətləndirdi. XIX əsrdə mücərrəd cəbr ədədlərdən kənar riyazi strukturları ümumiləşdirdi. Bu gün məktəbdə «cəbr» adlanan fənn həmin uzun inkişaf yolunun müxtəlif mərhələlərini birləşdirir. Cəbr tərcümə hərəkatı, ticarət və astronomiyada hesablamalara ehtiyac sayəsində geniş yayıldı.</w:t>
+        <w:t>Ardıcıl məsələ həlli qədimdir. IX əsrin klassik ərəbdilli elmi üsulları sistemləşdirdi; onlar İslam dünyasında və latındilli Avropada tədris edildi. XVI–XVII əsrlərin simvolik cəbri tədqiqatı sürətləndirdi. XIX əsrin mücərrəd cəbri ədədlərdən kənar quruluşları da ümumiləşdirdi. Bugünkü məktəb cəbri bu uzun yolu bir fənn adında birləşdirir. Yayılmada tərcümə, ticarət və astronomiyanın hesablama ehtiyacı rol oynadı.</w:t>
       </w:r>
     </w:p>
     <w:p>
       <w:pPr>
-        <w:keepNext/>
-        <w:spacing w:before="240" w:after="120"/>
+        <w:pStyle w:val="Heading1"/>
+        <w:widowControl/>
       </w:pPr>
       <w:r>
-        <w:rPr>
-          <w:rFonts w:ascii="Calibri" w:hAnsi="Calibri" w:eastAsia="Calibri"/>
-          <w:b/>
-          <w:i w:val="0"/>
-          <w:color w:val="004E8C"/>
-          <w:sz w:val="28"/>
-        </w:rPr>
-        <w:t>Elmi baxımdan əhəmiyyəti</w:t>
+        <w:t>Elm üçün əhəmiyyəti</w:t>
       </w:r>
     </w:p>
     <w:p>
       <w:pPr>
-        <w:spacing w:after="160" w:line="276" w:lineRule="auto"/>
+        <w:widowControl/>
       </w:pPr>
       <w:r>
-        <w:rPr>
-          <w:rFonts w:ascii="Calibri" w:hAnsi="Calibri" w:eastAsia="Calibri"/>
-          <w:b w:val="0"/>
-          <w:i w:val="0"/>
-          <w:sz w:val="22"/>
-        </w:rPr>
-        <w:t>Cəbr ayrı-ayrı hesablamaların arxasındakı ümumi qanunauyğunluğu üzə çıxarır; elmi modelləşdirmənin əsasında məhz bu yanaşma dayanır. Tənliklər təbiət qanunlarını ifadə edir, onların həlli isə müşahidələrin nəticəsini qabaqcadan hesablamağa imkan verir. Simvolik yazılış riyazi sübutları və kompüter cəbrini mümkün edir. Xətaların təhlili və alqoritmlər də tənliyin hər iki tərəfini diqqətlə çevirmək vərdişindən yaranıb.</w:t>
+        <w:t>Cəbr konkret ədədlərin arxasındakı ümumi qanunauyğunluğu ayırır; elmi modelləşdirmənin əsası budur. Tənliklər qanunları ifadə edir, həlli müşahidə nəticələrini proqnozlaşdırır. Simvolik forma sübutlara və kompüterlə cəbri hesablamaya imkan verir. Xətaların təhlili və alqoritmlər də hər iki tərəfi diqqətlə çevirmək yanaşması ilə bağlıdır.</w:t>
       </w:r>
     </w:p>
     <w:p>
       <w:pPr>
-        <w:keepNext/>
-        <w:spacing w:before="240" w:after="120"/>
+        <w:pStyle w:val="Heading1"/>
+        <w:widowControl/>
       </w:pPr>
       <w:r>
-        <w:rPr>
-          <w:rFonts w:ascii="Calibri" w:hAnsi="Calibri" w:eastAsia="Calibri"/>
-          <w:b/>
-          <w:i w:val="0"/>
-          <w:color w:val="004E8C"/>
-          <w:sz w:val="28"/>
-        </w:rPr>
-        <w:t>Sonrakı inkişaflara necə təsir göstərib</w:t>
+        <w:t>Sonrakı inkişafa təsiri</w:t>
       </w:r>
     </w:p>
     <w:p>
       <w:pPr>
-        <w:spacing w:after="160" w:line="276" w:lineRule="auto"/>
+        <w:widowControl/>
       </w:pPr>
       <w:r>
-        <w:rPr>
-          <w:rFonts w:ascii="Calibri" w:hAnsi="Calibri" w:eastAsia="Calibri"/>
-          <w:b w:val="0"/>
-          <w:i w:val="0"/>
-          <w:sz w:val="22"/>
-        </w:rPr>
-        <w:t>Analitik həndəsə cəbri qrafiklərlə birləşdirdi; riyazi analiz cəbr bacarığına əsaslandı; xətti cəbr isə maşın öyrənməsi və fiziki simulyasiyaların əsas alətinə çevrildi. Kriptoqrafiya və kodlaşdırma nəzəriyyəsinin kökündə də cəbr dayanır. Cəbrin dili olmasa, müasir elm, texnologiya, mühəndislik və riyaziyyat təhsili, eləcə də elmi məqalələr öz əsas ifadə vasitəsini itirərdi.</w:t>
+        <w:t>Dekart həndəsəsi cəbri qrafiklərlə birləşdirdi. Riyazi analiz cəbri çevirmə bacarığına söykənir; xətti cəbr maşın öyrənməsində və fiziki simulyasiyalarda işləyir. Şifrələməni öyrənən kriptoqrafiya və kodlaşdırma nəzəriyyəsinin də kökündə cəbr dayanır. Elm, texnologiya, mühəndislik və riyaziyyatı birləşdirən STEM təhsili və müasir tədqiqatlar bu ifadə dili olmadan əsas vasitələrindən birini itirərdi.</w:t>
       </w:r>
     </w:p>
     <w:p>
       <w:pPr>
-        <w:keepNext/>
-        <w:spacing w:before="240" w:after="120"/>
+        <w:pStyle w:val="Heading1"/>
+        <w:widowControl/>
       </w:pPr>
       <w:r>
-        <w:rPr>
-          <w:rFonts w:ascii="Calibri" w:hAnsi="Calibri" w:eastAsia="Calibri"/>
-          <w:b/>
-          <w:i w:val="0"/>
-          <w:color w:val="004E8C"/>
-          <w:sz w:val="28"/>
-        </w:rPr>
         <w:t>İnsan həyatını necə dəyişib</w:t>
       </w:r>
     </w:p>
     <w:p>
       <w:pPr>
-        <w:spacing w:after="160" w:line="276" w:lineRule="auto"/>
+        <w:widowControl/>
       </w:pPr>
       <w:r>
-        <w:rPr>
-          <w:rFonts w:ascii="Calibri" w:hAnsi="Calibri" w:eastAsia="Calibri"/>
-          <w:b w:val="0"/>
-          <w:i w:val="0"/>
-          <w:sz w:val="22"/>
-        </w:rPr>
-        <w:t>Tacirlər, yerölçənlər və vergi məmurları mirasın bölünməsi, torpaq sahələri və faiz hesablamaları üçün müxtəlif hallarda tətbiq olunan üsullar qazandılar. Sonralar bütün texniki peşələr cəbr savadına əsaslanmağa başladı. Simvollarla ilk dəfə qarşılaşan şagirdlər üçün mücərrədlik öyrənmə çətinliyi də yarada bilər. Bununla belə, telefondakı faiz və sürət hesablayan tətbiqlərin arxasında da əl-Xarəzmi ənənəsinin davamçıları dayanır. Cəbr məktəb proqramına daxil olanda planlaşdırma və mühəndislik məchulları sistemli şəkildə tapmağı öyrədən peşələrə çevrildi.</w:t>
+        <w:t>Tacirlər, yerölçənlər və vergi işçiləri miras, torpaq və faiz məsələləri üçün müxtəlif vəziyyətlərdə işləyən üsullar qazandılar. Sonralar texniki peşələr cəbr biliyi tələb etməyə başladı. Ancaq simvollarla izahsız qarşılaşan şagird üçün mücərrədlik çətinlik də yaradır. Telefonda bir nisbəti hesablayan tətbiqin arxasında belə əl-Xarəzminin davamçılarının üsulları var. Cəbr məktəblərə daxil olanda planlama və mühəndislik məchulları müəyyənləşdirməyin öyrədilə bilən işinə çevrildi.</w:t>
       </w:r>
     </w:p>
     <w:p>
       <w:pPr>
-        <w:keepNext/>
-        <w:spacing w:before="240" w:after="120"/>
+        <w:pStyle w:val="Heading1"/>
+        <w:widowControl/>
       </w:pPr>
       <w:r>
-        <w:rPr>
-          <w:rFonts w:ascii="Calibri" w:hAnsi="Calibri" w:eastAsia="Calibri"/>
-          <w:b/>
-          <w:i w:val="0"/>
-          <w:color w:val="004E8C"/>
-          <w:sz w:val="28"/>
-        </w:rPr>
         <w:t>Mənbələr və istinadlar</w:t>
       </w:r>
     </w:p>
     <w:p>
       <w:pPr>
-        <w:keepNext/>
-        <w:spacing w:before="240" w:after="120"/>
+        <w:pStyle w:val="Heading2"/>
+        <w:widowControl/>
       </w:pPr>
       <w:r>
         <w:rPr>
-          <w:rFonts w:ascii="Calibri" w:hAnsi="Calibri" w:eastAsia="Calibri"/>
-          <w:b/>
-          <w:i w:val="0"/>
-          <w:color w:val="004E8C"/>
-          <w:sz w:val="24"/>
+          <w:sz w:val="20"/>
         </w:rPr>
-        <w:t>A. Kitablar və əsas elmi əsərlər</w:t>
+        <w:t>A Kitablar və əsas elmi əsərlər</w:t>
       </w:r>
     </w:p>
     <w:p>
       <w:pPr>
-        <w:spacing w:after="80"/>
-        <w:ind w:left="360"/>
+        <w:widowControl/>
       </w:pPr>
       <w:r>
         <w:rPr>
-          <w:rFonts w:ascii="Calibri" w:hAnsi="Calibri" w:eastAsia="Calibri"/>
-          <w:b w:val="0"/>
-          <w:i w:val="0"/>
-          <w:sz w:val="22"/>
+          <w:sz w:val="20"/>
         </w:rPr>
         <w:t>1. Berggren, J. L. Episodes in the Mathematics of Medieval Islam. New York: Springer, 1986.</w:t>
       </w:r>
     </w:p>
     <w:p>
       <w:pPr>
-        <w:keepNext/>
-        <w:spacing w:before="240" w:after="120"/>
+        <w:pStyle w:val="Heading2"/>
+        <w:widowControl/>
       </w:pPr>
       <w:r>
         <w:rPr>
-          <w:rFonts w:ascii="Calibri" w:hAnsi="Calibri" w:eastAsia="Calibri"/>
-          <w:b/>
-          <w:i w:val="0"/>
-          <w:color w:val="004E8C"/>
-          <w:sz w:val="24"/>
+          <w:sz w:val="20"/>
         </w:rPr>
-        <w:t>C. Təşkilatların materialları və ensiklopedik mənbələr</w:t>
+        <w:t>C Qurumların materialları və ensiklopedik mənbələr</w:t>
       </w:r>
     </w:p>
     <w:p>
       <w:pPr>
-        <w:spacing w:after="80"/>
-        <w:ind w:left="360"/>
+        <w:widowControl/>
       </w:pPr>
       <w:r>
         <w:rPr>
-          <w:rFonts w:ascii="Calibri" w:hAnsi="Calibri" w:eastAsia="Calibri"/>
-          <w:b w:val="0"/>
-          <w:i w:val="0"/>
-          <w:sz w:val="22"/>
+          <w:sz w:val="20"/>
         </w:rPr>
-        <w:t>1. Encyclopaedia Britannica. “Algebra” (“Cəbr”).</w:t>
-      </w:r>
-      <w:r>
-        <w:rPr>
-          <w:rFonts w:ascii="Calibri" w:hAnsi="Calibri" w:eastAsia="Calibri"/>
-          <w:b w:val="0"/>
-          <w:i w:val="0"/>
-          <w:sz w:val="22"/>
-        </w:rPr>
-        <w:t xml:space="preserve"> </w:t>
+        <w:t xml:space="preserve">1. Encyclopaedia Britannica. 'Algebra.' </w:t>
       </w:r>
       <w:hyperlink r:id="rId9">
         <w:r>
           <w:rPr>
-            <w:rFonts w:ascii="Calibri" w:hAnsi="Calibri" w:eastAsia="Calibri"/>
-            <w:b w:val="0"/>
-            <w:i w:val="0"/>
-            <w:sz w:val="22"/>
-            <w:color w:val="0563C1"/>
-            <w:u w:val="single"/>
+            <w:sz w:val="20"/>
           </w:rPr>
           <w:t>https://www.britannica.com/science/algebra</w:t>
         </w:r>
       </w:hyperlink>
-    </w:p>
-    <w:p>
-      <w:pPr>
-        <w:spacing w:after="80"/>
-        <w:ind w:left="360"/>
-      </w:pPr>
       <w:r>
         <w:rPr>
-          <w:rFonts w:ascii="Calibri" w:hAnsi="Calibri" w:eastAsia="Calibri"/>
-          <w:b w:val="0"/>
-          <w:i w:val="0"/>
-          <w:sz w:val="22"/>
+          <w:sz w:val="20"/>
         </w:rPr>
-        <w:t>2. Encyclopaedia Britannica. “Al-Khwarizmi” (“Əl-Xarəzmi”).</w:t>
-      </w:r>
-      <w:r>
-        <w:rPr>
-          <w:rFonts w:ascii="Calibri" w:hAnsi="Calibri" w:eastAsia="Calibri"/>
-          <w:b w:val="0"/>
-          <w:i w:val="0"/>
-          <w:sz w:val="22"/>
-        </w:rPr>
-        <w:t xml:space="preserve"> </w:t>
-      </w:r>
-      <w:hyperlink r:id="rId12">
-        <w:r>
-          <w:rPr>
-            <w:rFonts w:ascii="Calibri" w:hAnsi="Calibri" w:eastAsia="Calibri"/>
-            <w:b w:val="0"/>
-            <w:i w:val="0"/>
-            <w:sz w:val="22"/>
-            <w:color w:val="0563C1"/>
-            <w:u w:val="single"/>
-          </w:rPr>
-          <w:t>https://www.britannica.com/biography/Al-Khwarizmi</w:t>
-        </w:r>
-      </w:hyperlink>
-    </w:p>
-    <w:p>
-      <w:pPr>
-        <w:keepNext/>
-        <w:spacing w:before="240" w:after="120"/>
-      </w:pPr>
-      <w:r>
-        <w:rPr>
-          <w:rFonts w:ascii="Calibri" w:hAnsi="Calibri" w:eastAsia="Calibri"/>
-          <w:b/>
-          <w:i w:val="0"/>
-          <w:color w:val="004E8C"/>
-          <w:sz w:val="24"/>
-        </w:rPr>
-        <w:t>J. Mətbuat, populyar elmi və ümumi məlumat mənbələri</w:t>
       </w:r>
     </w:p>
     <w:p>
       <w:pPr>
-        <w:spacing w:after="80"/>
-        <w:ind w:left="360"/>
+        <w:widowControl/>
       </w:pPr>
       <w:r>
         <w:rPr>
-          <w:rFonts w:ascii="Calibri" w:hAnsi="Calibri" w:eastAsia="Calibri"/>
-          <w:b w:val="0"/>
-          <w:i w:val="0"/>
-          <w:sz w:val="22"/>
+          <w:sz w:val="20"/>
         </w:rPr>
-        <w:t>1. MacTutor History of Mathematics (University of St Andrews). Əl-Xarəzmi.</w:t>
+        <w:t xml:space="preserve">2. Encyclopaedia Britannica. 'Al-Khwarizmi.' </w:t>
       </w:r>
+      <w:hyperlink r:id="rId10">
+        <w:r>
+          <w:rPr>
+            <w:sz w:val="20"/>
+          </w:rPr>
+          <w:t>https://www.britannica.com/biography/al-Khwarizmi</w:t>
+        </w:r>
+      </w:hyperlink>
       <w:r>
         <w:rPr>
-          <w:rFonts w:ascii="Calibri" w:hAnsi="Calibri" w:eastAsia="Calibri"/>
-          <w:b w:val="0"/>
-          <w:i w:val="0"/>
-          <w:sz w:val="22"/>
+          <w:sz w:val="20"/>
         </w:rPr>
-        <w:t xml:space="preserve"> </w:t>
+      </w:r>
+    </w:p>
+    <w:p>
+      <w:pPr>
+        <w:pStyle w:val="Heading2"/>
+        <w:widowControl/>
+      </w:pPr>
+      <w:r>
+        <w:rPr>
+          <w:sz w:val="20"/>
+        </w:rPr>
+        <w:t>J Mətbuat elmi kütləvi nəşrlər və ümumi mənbələr</w:t>
+      </w:r>
+    </w:p>
+    <w:p>
+      <w:pPr>
+        <w:widowControl/>
+      </w:pPr>
+      <w:r>
+        <w:rPr>
+          <w:sz w:val="20"/>
+        </w:rPr>
+        <w:t xml:space="preserve">1. MacTutor History of Mathematics (University of St Andrews). Al-Khwarizmi. </w:t>
       </w:r>
       <w:hyperlink r:id="rId11">
         <w:r>
           <w:rPr>
-            <w:rFonts w:ascii="Calibri" w:hAnsi="Calibri" w:eastAsia="Calibri"/>
-            <w:b w:val="0"/>
-            <w:i w:val="0"/>
-            <w:sz w:val="22"/>
-            <w:color w:val="0563C1"/>
-            <w:u w:val="single"/>
+            <w:sz w:val="20"/>
           </w:rPr>
           <w:t>https://mathshistory.st-andrews.ac.uk/Biographies/Al-Khwarizmi/</w:t>
         </w:r>
       </w:hyperlink>
+      <w:r>
+        <w:rPr>
+          <w:sz w:val="20"/>
+        </w:rPr>
+      </w:r>
     </w:p>
     <w:sectPr>
-      <w:pgSz w:w="12240" w:h="15840"/>
-      <w:pgMar w:top="1296" w:right="1440" w:bottom="1296" w:left="1440" w:header="720" w:footer="720" w:gutter="0"/>
+      <w:footerReference w:type="default" r:id="rId12"/>
+      <w:pgSz w:w="11906" w:h="16838"/>
+      <w:pgMar w:top="1020" w:right="1134" w:bottom="1020" w:left="1134" w:header="720" w:footer="720" w:gutter="0"/>
       <w:cols w:space="720"/>
       <w:docGrid w:linePitch="360"/>
     </w:sectPr>
   </w:body>
 </w:document>
+</file>
+
+<file path=word/footer1.xml><?xml version="1.0" encoding="utf-8"?>
+<w:ftr xmlns:m="http://schemas.openxmlformats.org/officeDocument/2006/math" xmlns:mc="http://schemas.openxmlformats.org/markup-compatibility/2006" xmlns:mo="http://schemas.microsoft.com/office/mac/office/2008/main" xmlns:mv="urn:schemas-microsoft-com:mac:vml" xmlns:o="urn:schemas-microsoft-com:office:office" xmlns:r="http://schemas.openxmlformats.org/officeDocument/2006/relationships" xmlns:v="urn:schemas-microsoft-com:vml" xmlns:w10="urn:schemas-microsoft-com:office:word" xmlns:w14="http://schemas.microsoft.com/office/word/2010/wordml" xmlns:w="http://schemas.openxmlformats.org/wordprocessingml/2006/main" xmlns:wne="http://schemas.microsoft.com/office/word/2006/wordml" xmlns:wp14="http://schemas.microsoft.com/office/word/2010/wordprocessingDrawing" xmlns:wp="http://schemas.openxmlformats.org/drawingml/2006/wordprocessingDrawing" xmlns:wpc="http://schemas.microsoft.com/office/word/2010/wordprocessingCanvas" xmlns:wpg="http://schemas.microsoft.com/office/word/2010/wordprocessingGroup" xmlns:wpi="http://schemas.microsoft.com/office/word/2010/wordprocessingInk" xmlns:wps="http://schemas.microsoft.com/office/word/2010/wordprocessingShape" mc:Ignorable="w14 wp14">
+  <w:p>
+    <w:pPr>
+      <w:pStyle w:val="Footer"/>
+      <w:jc w:val="right"/>
+    </w:pPr>
+    <w:fldSimple w:instr="PAGE"/>
+  </w:p>
+</w:ftr>
 </file>
 
 <file path=word/numbering.xml><?xml version="1.0" encoding="utf-8"?>
@@ -735,7 +558,7 @@
   <w:docDefaults>
     <w:rPrDefault>
       <w:rPr>
-        <w:rFonts w:asciiTheme="minorHAnsi" w:eastAsiaTheme="minorEastAsia" w:hAnsiTheme="minorHAnsi" w:cstheme="minorBidi"/>
+        <w:rFonts/>
         <w:sz w:val="22"/>
         <w:szCs w:val="22"/>
         <w:lang w:val="en-US" w:eastAsia="en-US" w:bidi="ar-SA"/>
@@ -890,6 +713,15 @@
     <w:name w:val="Normal"/>
     <w:qFormat/>
     <w:rsid w:val="00FC693F"/>
+    <w:pPr>
+      <w:spacing w:after="120" w:line="259" w:lineRule="auto"/>
+    </w:pPr>
+    <w:rPr>
+      <w:rFonts w:ascii="Times New Roman" w:hAnsi="Times New Roman"/>
+      <w:color w:val="000000"/>
+      <w:sz w:val="24"/>
+      <w:lang w:val="az-Latn-AZ"/>
+    </w:rPr>
   </w:style>
   <w:style w:type="paragraph" w:styleId="Header">
     <w:name w:val="header"/>
@@ -946,16 +778,17 @@
     <w:pPr>
       <w:keepNext/>
       <w:keepLines/>
-      <w:spacing w:before="480" w:after="0"/>
+      <w:spacing w:before="480" w:after="120" w:line="259" w:lineRule="auto"/>
       <w:outlineLvl w:val="0"/>
     </w:pPr>
     <w:rPr>
-      <w:rFonts w:asciiTheme="majorHAnsi" w:eastAsiaTheme="majorEastAsia" w:hAnsiTheme="majorHAnsi" w:cstheme="majorBidi"/>
+      <w:rFonts w:ascii="Times New Roman" w:hAnsi="Times New Roman"/>
       <w:b/>
       <w:bCs/>
-      <w:color w:val="365F91" w:themeColor="accent1" w:themeShade="BF"/>
-      <w:sz w:val="28"/>
+      <w:color w:val="000000"/>
+      <w:sz w:val="26"/>
       <w:szCs w:val="28"/>
+      <w:lang w:val="az-Latn-AZ"/>
     </w:rPr>
   </w:style>
   <w:style w:type="paragraph" w:styleId="Heading2">
@@ -970,16 +803,17 @@
     <w:pPr>
       <w:keepNext/>
       <w:keepLines/>
-      <w:spacing w:before="200" w:after="0"/>
+      <w:spacing w:before="200" w:after="120" w:line="259" w:lineRule="auto"/>
       <w:outlineLvl w:val="1"/>
     </w:pPr>
     <w:rPr>
-      <w:rFonts w:asciiTheme="majorHAnsi" w:eastAsiaTheme="majorEastAsia" w:hAnsiTheme="majorHAnsi" w:cstheme="majorBidi"/>
+      <w:rFonts w:ascii="Times New Roman" w:hAnsi="Times New Roman"/>
       <w:b/>
       <w:bCs/>
-      <w:color w:val="4F81BD" w:themeColor="accent1"/>
+      <w:color w:val="000000"/>
       <w:sz w:val="26"/>
       <w:szCs w:val="26"/>
+      <w:lang w:val="az-Latn-AZ"/>
     </w:rPr>
   </w:style>
   <w:style w:type="paragraph" w:styleId="Heading3">
@@ -998,7 +832,7 @@
       <w:outlineLvl w:val="2"/>
     </w:pPr>
     <w:rPr>
-      <w:rFonts w:asciiTheme="majorHAnsi" w:eastAsiaTheme="majorEastAsia" w:hAnsiTheme="majorHAnsi" w:cstheme="majorBidi"/>
+      <w:rFonts/>
       <w:b/>
       <w:bCs/>
       <w:color w:val="4F81BD" w:themeColor="accent1"/>
@@ -1021,7 +855,7 @@
       <w:outlineLvl w:val="3"/>
     </w:pPr>
     <w:rPr>
-      <w:rFonts w:asciiTheme="majorHAnsi" w:eastAsiaTheme="majorEastAsia" w:hAnsiTheme="majorHAnsi" w:cstheme="majorBidi"/>
+      <w:rFonts/>
       <w:b/>
       <w:bCs/>
       <w:i/>
@@ -1046,7 +880,7 @@
       <w:outlineLvl w:val="4"/>
     </w:pPr>
     <w:rPr>
-      <w:rFonts w:asciiTheme="majorHAnsi" w:eastAsiaTheme="majorEastAsia" w:hAnsiTheme="majorHAnsi" w:cstheme="majorBidi"/>
+      <w:rFonts/>
       <w:color w:val="243F60" w:themeColor="accent1" w:themeShade="7F"/>
     </w:rPr>
   </w:style>
@@ -1067,7 +901,7 @@
       <w:outlineLvl w:val="5"/>
     </w:pPr>
     <w:rPr>
-      <w:rFonts w:asciiTheme="majorHAnsi" w:eastAsiaTheme="majorEastAsia" w:hAnsiTheme="majorHAnsi" w:cstheme="majorBidi"/>
+      <w:rFonts/>
       <w:i/>
       <w:iCs/>
       <w:color w:val="243F60" w:themeColor="accent1" w:themeShade="7F"/>
@@ -1090,7 +924,7 @@
       <w:outlineLvl w:val="6"/>
     </w:pPr>
     <w:rPr>
-      <w:rFonts w:asciiTheme="majorHAnsi" w:eastAsiaTheme="majorEastAsia" w:hAnsiTheme="majorHAnsi" w:cstheme="majorBidi"/>
+      <w:rFonts/>
       <w:i/>
       <w:iCs/>
       <w:color w:val="404040" w:themeColor="text1" w:themeTint="BF"/>
@@ -1113,7 +947,7 @@
       <w:outlineLvl w:val="7"/>
     </w:pPr>
     <w:rPr>
-      <w:rFonts w:asciiTheme="majorHAnsi" w:eastAsiaTheme="majorEastAsia" w:hAnsiTheme="majorHAnsi" w:cstheme="majorBidi"/>
+      <w:rFonts/>
       <w:color w:val="4F81BD" w:themeColor="accent1"/>
       <w:sz w:val="20"/>
       <w:szCs w:val="20"/>
@@ -1136,7 +970,7 @@
       <w:outlineLvl w:val="8"/>
     </w:pPr>
     <w:rPr>
-      <w:rFonts w:asciiTheme="majorHAnsi" w:eastAsiaTheme="majorEastAsia" w:hAnsiTheme="majorHAnsi" w:cstheme="majorBidi"/>
+      <w:rFonts/>
       <w:i/>
       <w:iCs/>
       <w:color w:val="404040" w:themeColor="text1" w:themeTint="BF"/>
@@ -1187,7 +1021,7 @@
     <w:uiPriority w:val="9"/>
     <w:rsid w:val="00FC693F"/>
     <w:rPr>
-      <w:rFonts w:asciiTheme="majorHAnsi" w:eastAsiaTheme="majorEastAsia" w:hAnsiTheme="majorHAnsi" w:cstheme="majorBidi"/>
+      <w:rFonts/>
       <w:b/>
       <w:bCs/>
       <w:color w:val="365F91" w:themeColor="accent1" w:themeShade="BF"/>
@@ -1202,7 +1036,7 @@
     <w:uiPriority w:val="9"/>
     <w:rsid w:val="00FC693F"/>
     <w:rPr>
-      <w:rFonts w:asciiTheme="majorHAnsi" w:eastAsiaTheme="majorEastAsia" w:hAnsiTheme="majorHAnsi" w:cstheme="majorBidi"/>
+      <w:rFonts/>
       <w:b/>
       <w:bCs/>
       <w:color w:val="4F81BD" w:themeColor="accent1"/>
@@ -1217,7 +1051,7 @@
     <w:uiPriority w:val="9"/>
     <w:rsid w:val="00FC693F"/>
     <w:rPr>
-      <w:rFonts w:asciiTheme="majorHAnsi" w:eastAsiaTheme="majorEastAsia" w:hAnsiTheme="majorHAnsi" w:cstheme="majorBidi"/>
+      <w:rFonts/>
       <w:b/>
       <w:bCs/>
       <w:color w:val="4F81BD" w:themeColor="accent1"/>
@@ -1232,19 +1066,17 @@
     <w:qFormat/>
     <w:rsid w:val="00FC693F"/>
     <w:pPr>
-      <w:pBdr>
-        <w:bottom w:val="single" w:sz="8" w:space="4" w:color="4F81BD" w:themeColor="accent1"/>
-      </w:pBdr>
-      <w:spacing w:after="300" w:line="240" w:lineRule="auto"/>
+      <w:spacing w:after="120" w:line="259" w:lineRule="auto"/>
       <w:contextualSpacing/>
     </w:pPr>
     <w:rPr>
-      <w:rFonts w:asciiTheme="majorHAnsi" w:eastAsiaTheme="majorEastAsia" w:hAnsiTheme="majorHAnsi" w:cstheme="majorBidi"/>
-      <w:color w:val="17365D" w:themeColor="text2" w:themeShade="BF"/>
+      <w:rFonts w:ascii="Times New Roman" w:hAnsi="Times New Roman"/>
+      <w:color w:val="000000"/>
       <w:spacing w:val="5"/>
       <w:kern w:val="28"/>
-      <w:sz w:val="52"/>
+      <w:sz w:val="40"/>
       <w:szCs w:val="52"/>
+      <w:lang w:val="az-Latn-AZ"/>
     </w:rPr>
   </w:style>
   <w:style w:type="character" w:customStyle="1" w:styleId="TitleChar">
@@ -1254,7 +1086,7 @@
     <w:uiPriority w:val="10"/>
     <w:rsid w:val="00FC693F"/>
     <w:rPr>
-      <w:rFonts w:asciiTheme="majorHAnsi" w:eastAsiaTheme="majorEastAsia" w:hAnsiTheme="majorHAnsi" w:cstheme="majorBidi"/>
+      <w:rFonts/>
       <w:color w:val="17365D" w:themeColor="text2" w:themeShade="BF"/>
       <w:spacing w:val="5"/>
       <w:kern w:val="28"/>
@@ -1276,7 +1108,7 @@
       </w:numPr>
     </w:pPr>
     <w:rPr>
-      <w:rFonts w:asciiTheme="majorHAnsi" w:eastAsiaTheme="majorEastAsia" w:hAnsiTheme="majorHAnsi" w:cstheme="majorBidi"/>
+      <w:rFonts/>
       <w:i/>
       <w:iCs/>
       <w:color w:val="4F81BD" w:themeColor="accent1"/>
@@ -1292,7 +1124,7 @@
     <w:uiPriority w:val="11"/>
     <w:rsid w:val="00FC693F"/>
     <w:rPr>
-      <w:rFonts w:asciiTheme="majorHAnsi" w:eastAsiaTheme="majorEastAsia" w:hAnsiTheme="majorHAnsi" w:cstheme="majorBidi"/>
+      <w:rFonts/>
       <w:i/>
       <w:iCs/>
       <w:color w:val="4F81BD" w:themeColor="accent1"/>
@@ -1417,8 +1249,15 @@
       <w:numPr>
         <w:numId w:val="1"/>
       </w:numPr>
+      <w:spacing w:after="120" w:line="259" w:lineRule="auto"/>
       <w:contextualSpacing/>
     </w:pPr>
+    <w:rPr>
+      <w:rFonts w:ascii="Times New Roman" w:hAnsi="Times New Roman"/>
+      <w:color w:val="000000"/>
+      <w:sz w:val="24"/>
+      <w:lang w:val="az-Latn-AZ"/>
+    </w:rPr>
   </w:style>
   <w:style w:type="paragraph" w:styleId="ListBullet2">
     <w:name w:val="List Bullet 2"/>
@@ -1590,7 +1429,7 @@
     <w:semiHidden/>
     <w:rsid w:val="00FC693F"/>
     <w:rPr>
-      <w:rFonts w:asciiTheme="majorHAnsi" w:eastAsiaTheme="majorEastAsia" w:hAnsiTheme="majorHAnsi" w:cstheme="majorBidi"/>
+      <w:rFonts/>
       <w:b/>
       <w:bCs/>
       <w:i/>
@@ -1606,7 +1445,7 @@
     <w:semiHidden/>
     <w:rsid w:val="00FC693F"/>
     <w:rPr>
-      <w:rFonts w:asciiTheme="majorHAnsi" w:eastAsiaTheme="majorEastAsia" w:hAnsiTheme="majorHAnsi" w:cstheme="majorBidi"/>
+      <w:rFonts/>
       <w:color w:val="243F60" w:themeColor="accent1" w:themeShade="7F"/>
     </w:rPr>
   </w:style>
@@ -1618,7 +1457,7 @@
     <w:semiHidden/>
     <w:rsid w:val="00FC693F"/>
     <w:rPr>
-      <w:rFonts w:asciiTheme="majorHAnsi" w:eastAsiaTheme="majorEastAsia" w:hAnsiTheme="majorHAnsi" w:cstheme="majorBidi"/>
+      <w:rFonts/>
       <w:i/>
       <w:iCs/>
       <w:color w:val="243F60" w:themeColor="accent1" w:themeShade="7F"/>
@@ -1632,7 +1471,7 @@
     <w:semiHidden/>
     <w:rsid w:val="00FC693F"/>
     <w:rPr>
-      <w:rFonts w:asciiTheme="majorHAnsi" w:eastAsiaTheme="majorEastAsia" w:hAnsiTheme="majorHAnsi" w:cstheme="majorBidi"/>
+      <w:rFonts/>
       <w:i/>
       <w:iCs/>
       <w:color w:val="404040" w:themeColor="text1" w:themeTint="BF"/>
@@ -1646,7 +1485,7 @@
     <w:semiHidden/>
     <w:rsid w:val="00FC693F"/>
     <w:rPr>
-      <w:rFonts w:asciiTheme="majorHAnsi" w:eastAsiaTheme="majorEastAsia" w:hAnsiTheme="majorHAnsi" w:cstheme="majorBidi"/>
+      <w:rFonts/>
       <w:color w:val="4F81BD" w:themeColor="accent1"/>
       <w:sz w:val="20"/>
       <w:szCs w:val="20"/>
@@ -1660,7 +1499,7 @@
     <w:semiHidden/>
     <w:rsid w:val="00FC693F"/>
     <w:rPr>
-      <w:rFonts w:asciiTheme="majorHAnsi" w:eastAsiaTheme="majorEastAsia" w:hAnsiTheme="majorHAnsi" w:cstheme="majorBidi"/>
+      <w:rFonts/>
       <w:i/>
       <w:iCs/>
       <w:color w:val="404040" w:themeColor="text1" w:themeTint="BF"/>
@@ -1719,9 +1558,6 @@
     <w:qFormat/>
     <w:rsid w:val="00FC693F"/>
     <w:pPr>
-      <w:pBdr>
-        <w:bottom w:val="single" w:sz="4" w:space="4" w:color="4F81BD" w:themeColor="accent1"/>
-      </w:pBdr>
       <w:spacing w:before="200" w:after="280"/>
       <w:ind w:left="936" w:right="936"/>
     </w:pPr>
@@ -3249,7 +3085,7 @@
         <w:spacing w:before="0" w:after="0" w:line="240" w:lineRule="auto"/>
       </w:pPr>
       <w:rPr>
-        <w:rFonts w:asciiTheme="majorHAnsi" w:eastAsiaTheme="majorEastAsia" w:hAnsiTheme="majorHAnsi" w:cstheme="majorBidi"/>
+        <w:rFonts/>
         <w:b/>
         <w:bCs/>
       </w:rPr>
@@ -3270,7 +3106,7 @@
         <w:spacing w:before="0" w:after="0" w:line="240" w:lineRule="auto"/>
       </w:pPr>
       <w:rPr>
-        <w:rFonts w:asciiTheme="majorHAnsi" w:eastAsiaTheme="majorEastAsia" w:hAnsiTheme="majorHAnsi" w:cstheme="majorBidi"/>
+        <w:rFonts/>
         <w:b/>
         <w:bCs/>
       </w:rPr>
@@ -3288,14 +3124,14 @@
     </w:tblStylePr>
     <w:tblStylePr w:type="firstCol">
       <w:rPr>
-        <w:rFonts w:asciiTheme="majorHAnsi" w:eastAsiaTheme="majorEastAsia" w:hAnsiTheme="majorHAnsi" w:cstheme="majorBidi"/>
+        <w:rFonts/>
         <w:b/>
         <w:bCs/>
       </w:rPr>
     </w:tblStylePr>
     <w:tblStylePr w:type="lastCol">
       <w:rPr>
-        <w:rFonts w:asciiTheme="majorHAnsi" w:eastAsiaTheme="majorEastAsia" w:hAnsiTheme="majorHAnsi" w:cstheme="majorBidi"/>
+        <w:rFonts/>
         <w:b/>
         <w:bCs/>
       </w:rPr>
@@ -3379,7 +3215,7 @@
         <w:spacing w:before="0" w:after="0" w:line="240" w:lineRule="auto"/>
       </w:pPr>
       <w:rPr>
-        <w:rFonts w:asciiTheme="majorHAnsi" w:eastAsiaTheme="majorEastAsia" w:hAnsiTheme="majorHAnsi" w:cstheme="majorBidi"/>
+        <w:rFonts/>
         <w:b/>
         <w:bCs/>
       </w:rPr>
@@ -3400,7 +3236,7 @@
         <w:spacing w:before="0" w:after="0" w:line="240" w:lineRule="auto"/>
       </w:pPr>
       <w:rPr>
-        <w:rFonts w:asciiTheme="majorHAnsi" w:eastAsiaTheme="majorEastAsia" w:hAnsiTheme="majorHAnsi" w:cstheme="majorBidi"/>
+        <w:rFonts/>
         <w:b/>
         <w:bCs/>
       </w:rPr>
@@ -3418,14 +3254,14 @@
     </w:tblStylePr>
     <w:tblStylePr w:type="firstCol">
       <w:rPr>
-        <w:rFonts w:asciiTheme="majorHAnsi" w:eastAsiaTheme="majorEastAsia" w:hAnsiTheme="majorHAnsi" w:cstheme="majorBidi"/>
+        <w:rFonts/>
         <w:b/>
         <w:bCs/>
       </w:rPr>
     </w:tblStylePr>
     <w:tblStylePr w:type="lastCol">
       <w:rPr>
-        <w:rFonts w:asciiTheme="majorHAnsi" w:eastAsiaTheme="majorEastAsia" w:hAnsiTheme="majorHAnsi" w:cstheme="majorBidi"/>
+        <w:rFonts/>
         <w:b/>
         <w:bCs/>
       </w:rPr>
@@ -3509,7 +3345,7 @@
         <w:spacing w:before="0" w:after="0" w:line="240" w:lineRule="auto"/>
       </w:pPr>
       <w:rPr>
-        <w:rFonts w:asciiTheme="majorHAnsi" w:eastAsiaTheme="majorEastAsia" w:hAnsiTheme="majorHAnsi" w:cstheme="majorBidi"/>
+        <w:rFonts/>
         <w:b/>
         <w:bCs/>
       </w:rPr>
@@ -3530,7 +3366,7 @@
         <w:spacing w:before="0" w:after="0" w:line="240" w:lineRule="auto"/>
       </w:pPr>
       <w:rPr>
-        <w:rFonts w:asciiTheme="majorHAnsi" w:eastAsiaTheme="majorEastAsia" w:hAnsiTheme="majorHAnsi" w:cstheme="majorBidi"/>
+        <w:rFonts/>
         <w:b/>
         <w:bCs/>
       </w:rPr>
@@ -3548,14 +3384,14 @@
     </w:tblStylePr>
     <w:tblStylePr w:type="firstCol">
       <w:rPr>
-        <w:rFonts w:asciiTheme="majorHAnsi" w:eastAsiaTheme="majorEastAsia" w:hAnsiTheme="majorHAnsi" w:cstheme="majorBidi"/>
+        <w:rFonts/>
         <w:b/>
         <w:bCs/>
       </w:rPr>
     </w:tblStylePr>
     <w:tblStylePr w:type="lastCol">
       <w:rPr>
-        <w:rFonts w:asciiTheme="majorHAnsi" w:eastAsiaTheme="majorEastAsia" w:hAnsiTheme="majorHAnsi" w:cstheme="majorBidi"/>
+        <w:rFonts/>
         <w:b/>
         <w:bCs/>
       </w:rPr>
@@ -3639,7 +3475,7 @@
         <w:spacing w:before="0" w:after="0" w:line="240" w:lineRule="auto"/>
       </w:pPr>
       <w:rPr>
-        <w:rFonts w:asciiTheme="majorHAnsi" w:eastAsiaTheme="majorEastAsia" w:hAnsiTheme="majorHAnsi" w:cstheme="majorBidi"/>
+        <w:rFonts/>
         <w:b/>
         <w:bCs/>
       </w:rPr>
@@ -3660,7 +3496,7 @@
         <w:spacing w:before="0" w:after="0" w:line="240" w:lineRule="auto"/>
       </w:pPr>
       <w:rPr>
-        <w:rFonts w:asciiTheme="majorHAnsi" w:eastAsiaTheme="majorEastAsia" w:hAnsiTheme="majorHAnsi" w:cstheme="majorBidi"/>
+        <w:rFonts/>
         <w:b/>
         <w:bCs/>
       </w:rPr>
@@ -3678,14 +3514,14 @@
     </w:tblStylePr>
     <w:tblStylePr w:type="firstCol">
       <w:rPr>
-        <w:rFonts w:asciiTheme="majorHAnsi" w:eastAsiaTheme="majorEastAsia" w:hAnsiTheme="majorHAnsi" w:cstheme="majorBidi"/>
+        <w:rFonts/>
         <w:b/>
         <w:bCs/>
       </w:rPr>
     </w:tblStylePr>
     <w:tblStylePr w:type="lastCol">
       <w:rPr>
-        <w:rFonts w:asciiTheme="majorHAnsi" w:eastAsiaTheme="majorEastAsia" w:hAnsiTheme="majorHAnsi" w:cstheme="majorBidi"/>
+        <w:rFonts/>
         <w:b/>
         <w:bCs/>
       </w:rPr>
@@ -3769,7 +3605,7 @@
         <w:spacing w:before="0" w:after="0" w:line="240" w:lineRule="auto"/>
       </w:pPr>
       <w:rPr>
-        <w:rFonts w:asciiTheme="majorHAnsi" w:eastAsiaTheme="majorEastAsia" w:hAnsiTheme="majorHAnsi" w:cstheme="majorBidi"/>
+        <w:rFonts/>
         <w:b/>
         <w:bCs/>
       </w:rPr>
@@ -3790,7 +3626,7 @@
         <w:spacing w:before="0" w:after="0" w:line="240" w:lineRule="auto"/>
       </w:pPr>
       <w:rPr>
-        <w:rFonts w:asciiTheme="majorHAnsi" w:eastAsiaTheme="majorEastAsia" w:hAnsiTheme="majorHAnsi" w:cstheme="majorBidi"/>
+        <w:rFonts/>
         <w:b/>
         <w:bCs/>
       </w:rPr>
@@ -3808,14 +3644,14 @@
     </w:tblStylePr>
     <w:tblStylePr w:type="firstCol">
       <w:rPr>
-        <w:rFonts w:asciiTheme="majorHAnsi" w:eastAsiaTheme="majorEastAsia" w:hAnsiTheme="majorHAnsi" w:cstheme="majorBidi"/>
+        <w:rFonts/>
         <w:b/>
         <w:bCs/>
       </w:rPr>
     </w:tblStylePr>
     <w:tblStylePr w:type="lastCol">
       <w:rPr>
-        <w:rFonts w:asciiTheme="majorHAnsi" w:eastAsiaTheme="majorEastAsia" w:hAnsiTheme="majorHAnsi" w:cstheme="majorBidi"/>
+        <w:rFonts/>
         <w:b/>
         <w:bCs/>
       </w:rPr>
@@ -3899,7 +3735,7 @@
         <w:spacing w:before="0" w:after="0" w:line="240" w:lineRule="auto"/>
       </w:pPr>
       <w:rPr>
-        <w:rFonts w:asciiTheme="majorHAnsi" w:eastAsiaTheme="majorEastAsia" w:hAnsiTheme="majorHAnsi" w:cstheme="majorBidi"/>
+        <w:rFonts/>
         <w:b/>
         <w:bCs/>
       </w:rPr>
@@ -3920,7 +3756,7 @@
         <w:spacing w:before="0" w:after="0" w:line="240" w:lineRule="auto"/>
       </w:pPr>
       <w:rPr>
-        <w:rFonts w:asciiTheme="majorHAnsi" w:eastAsiaTheme="majorEastAsia" w:hAnsiTheme="majorHAnsi" w:cstheme="majorBidi"/>
+        <w:rFonts/>
         <w:b/>
         <w:bCs/>
       </w:rPr>
@@ -3938,14 +3774,14 @@
     </w:tblStylePr>
     <w:tblStylePr w:type="firstCol">
       <w:rPr>
-        <w:rFonts w:asciiTheme="majorHAnsi" w:eastAsiaTheme="majorEastAsia" w:hAnsiTheme="majorHAnsi" w:cstheme="majorBidi"/>
+        <w:rFonts/>
         <w:b/>
         <w:bCs/>
       </w:rPr>
     </w:tblStylePr>
     <w:tblStylePr w:type="lastCol">
       <w:rPr>
-        <w:rFonts w:asciiTheme="majorHAnsi" w:eastAsiaTheme="majorEastAsia" w:hAnsiTheme="majorHAnsi" w:cstheme="majorBidi"/>
+        <w:rFonts/>
         <w:b/>
         <w:bCs/>
       </w:rPr>
@@ -4029,7 +3865,7 @@
         <w:spacing w:before="0" w:after="0" w:line="240" w:lineRule="auto"/>
       </w:pPr>
       <w:rPr>
-        <w:rFonts w:asciiTheme="majorHAnsi" w:eastAsiaTheme="majorEastAsia" w:hAnsiTheme="majorHAnsi" w:cstheme="majorBidi"/>
+        <w:rFonts/>
         <w:b/>
         <w:bCs/>
       </w:rPr>
@@ -4050,7 +3886,7 @@
         <w:spacing w:before="0" w:after="0" w:line="240" w:lineRule="auto"/>
       </w:pPr>
       <w:rPr>
-        <w:rFonts w:asciiTheme="majorHAnsi" w:eastAsiaTheme="majorEastAsia" w:hAnsiTheme="majorHAnsi" w:cstheme="majorBidi"/>
+        <w:rFonts/>
         <w:b/>
         <w:bCs/>
       </w:rPr>
@@ -4068,14 +3904,14 @@
     </w:tblStylePr>
     <w:tblStylePr w:type="firstCol">
       <w:rPr>
-        <w:rFonts w:asciiTheme="majorHAnsi" w:eastAsiaTheme="majorEastAsia" w:hAnsiTheme="majorHAnsi" w:cstheme="majorBidi"/>
+        <w:rFonts/>
         <w:b/>
         <w:bCs/>
       </w:rPr>
     </w:tblStylePr>
     <w:tblStylePr w:type="lastCol">
       <w:rPr>
-        <w:rFonts w:asciiTheme="majorHAnsi" w:eastAsiaTheme="majorEastAsia" w:hAnsiTheme="majorHAnsi" w:cstheme="majorBidi"/>
+        <w:rFonts/>
         <w:b/>
         <w:bCs/>
       </w:rPr>
@@ -5940,7 +5776,7 @@
     </w:tblPr>
     <w:tblStylePr w:type="firstRow">
       <w:rPr>
-        <w:rFonts w:asciiTheme="majorHAnsi" w:eastAsiaTheme="majorEastAsia" w:hAnsiTheme="majorHAnsi" w:cstheme="majorBidi"/>
+        <w:rFonts/>
       </w:rPr>
       <w:tblPr/>
       <w:tcPr>
@@ -6024,7 +5860,7 @@
     </w:tblPr>
     <w:tblStylePr w:type="firstRow">
       <w:rPr>
-        <w:rFonts w:asciiTheme="majorHAnsi" w:eastAsiaTheme="majorEastAsia" w:hAnsiTheme="majorHAnsi" w:cstheme="majorBidi"/>
+        <w:rFonts/>
       </w:rPr>
       <w:tblPr/>
       <w:tcPr>
@@ -6108,7 +5944,7 @@
     </w:tblPr>
     <w:tblStylePr w:type="firstRow">
       <w:rPr>
-        <w:rFonts w:asciiTheme="majorHAnsi" w:eastAsiaTheme="majorEastAsia" w:hAnsiTheme="majorHAnsi" w:cstheme="majorBidi"/>
+        <w:rFonts/>
       </w:rPr>
       <w:tblPr/>
       <w:tcPr>
@@ -6192,7 +6028,7 @@
     </w:tblPr>
     <w:tblStylePr w:type="firstRow">
       <w:rPr>
-        <w:rFonts w:asciiTheme="majorHAnsi" w:eastAsiaTheme="majorEastAsia" w:hAnsiTheme="majorHAnsi" w:cstheme="majorBidi"/>
+        <w:rFonts/>
       </w:rPr>
       <w:tblPr/>
       <w:tcPr>
@@ -6276,7 +6112,7 @@
     </w:tblPr>
     <w:tblStylePr w:type="firstRow">
       <w:rPr>
-        <w:rFonts w:asciiTheme="majorHAnsi" w:eastAsiaTheme="majorEastAsia" w:hAnsiTheme="majorHAnsi" w:cstheme="majorBidi"/>
+        <w:rFonts/>
       </w:rPr>
       <w:tblPr/>
       <w:tcPr>
@@ -6360,7 +6196,7 @@
     </w:tblPr>
     <w:tblStylePr w:type="firstRow">
       <w:rPr>
-        <w:rFonts w:asciiTheme="majorHAnsi" w:eastAsiaTheme="majorEastAsia" w:hAnsiTheme="majorHAnsi" w:cstheme="majorBidi"/>
+        <w:rFonts/>
       </w:rPr>
       <w:tblPr/>
       <w:tcPr>
@@ -6444,7 +6280,7 @@
     </w:tblPr>
     <w:tblStylePr w:type="firstRow">
       <w:rPr>
-        <w:rFonts w:asciiTheme="majorHAnsi" w:eastAsiaTheme="majorEastAsia" w:hAnsiTheme="majorHAnsi" w:cstheme="majorBidi"/>
+        <w:rFonts/>
       </w:rPr>
       <w:tblPr/>
       <w:tcPr>
@@ -6509,7 +6345,7 @@
       <w:spacing w:after="0" w:line="240" w:lineRule="auto"/>
     </w:pPr>
     <w:rPr>
-      <w:rFonts w:asciiTheme="majorHAnsi" w:eastAsiaTheme="majorEastAsia" w:hAnsiTheme="majorHAnsi" w:cstheme="majorBidi"/>
+      <w:rFonts/>
       <w:color w:val="000000" w:themeColor="text1"/>
     </w:rPr>
     <w:tblPr>
@@ -6637,7 +6473,7 @@
       <w:spacing w:after="0" w:line="240" w:lineRule="auto"/>
     </w:pPr>
     <w:rPr>
-      <w:rFonts w:asciiTheme="majorHAnsi" w:eastAsiaTheme="majorEastAsia" w:hAnsiTheme="majorHAnsi" w:cstheme="majorBidi"/>
+      <w:rFonts/>
       <w:color w:val="000000" w:themeColor="text1"/>
     </w:rPr>
     <w:tblPr>
@@ -6765,7 +6601,7 @@
       <w:spacing w:after="0" w:line="240" w:lineRule="auto"/>
     </w:pPr>
     <w:rPr>
-      <w:rFonts w:asciiTheme="majorHAnsi" w:eastAsiaTheme="majorEastAsia" w:hAnsiTheme="majorHAnsi" w:cstheme="majorBidi"/>
+      <w:rFonts/>
       <w:color w:val="000000" w:themeColor="text1"/>
     </w:rPr>
     <w:tblPr>
@@ -6893,7 +6729,7 @@
       <w:spacing w:after="0" w:line="240" w:lineRule="auto"/>
     </w:pPr>
     <w:rPr>
-      <w:rFonts w:asciiTheme="majorHAnsi" w:eastAsiaTheme="majorEastAsia" w:hAnsiTheme="majorHAnsi" w:cstheme="majorBidi"/>
+      <w:rFonts/>
       <w:color w:val="000000" w:themeColor="text1"/>
     </w:rPr>
     <w:tblPr>
@@ -7021,7 +6857,7 @@
       <w:spacing w:after="0" w:line="240" w:lineRule="auto"/>
     </w:pPr>
     <w:rPr>
-      <w:rFonts w:asciiTheme="majorHAnsi" w:eastAsiaTheme="majorEastAsia" w:hAnsiTheme="majorHAnsi" w:cstheme="majorBidi"/>
+      <w:rFonts/>
       <w:color w:val="000000" w:themeColor="text1"/>
     </w:rPr>
     <w:tblPr>
@@ -7149,7 +6985,7 @@
       <w:spacing w:after="0" w:line="240" w:lineRule="auto"/>
     </w:pPr>
     <w:rPr>
-      <w:rFonts w:asciiTheme="majorHAnsi" w:eastAsiaTheme="majorEastAsia" w:hAnsiTheme="majorHAnsi" w:cstheme="majorBidi"/>
+      <w:rFonts/>
       <w:color w:val="000000" w:themeColor="text1"/>
     </w:rPr>
     <w:tblPr>
@@ -7277,7 +7113,7 @@
       <w:spacing w:after="0" w:line="240" w:lineRule="auto"/>
     </w:pPr>
     <w:rPr>
-      <w:rFonts w:asciiTheme="majorHAnsi" w:eastAsiaTheme="majorEastAsia" w:hAnsiTheme="majorHAnsi" w:cstheme="majorBidi"/>
+      <w:rFonts/>
       <w:color w:val="000000" w:themeColor="text1"/>
     </w:rPr>
     <w:tblPr>
@@ -7916,7 +7752,7 @@
       <w:spacing w:after="0" w:line="240" w:lineRule="auto"/>
     </w:pPr>
     <w:rPr>
-      <w:rFonts w:asciiTheme="majorHAnsi" w:eastAsiaTheme="majorEastAsia" w:hAnsiTheme="majorHAnsi" w:cstheme="majorBidi"/>
+      <w:rFonts/>
       <w:color w:val="000000" w:themeColor="text1"/>
     </w:rPr>
     <w:tblPr>
@@ -8041,7 +7877,7 @@
       <w:spacing w:after="0" w:line="240" w:lineRule="auto"/>
     </w:pPr>
     <w:rPr>
-      <w:rFonts w:asciiTheme="majorHAnsi" w:eastAsiaTheme="majorEastAsia" w:hAnsiTheme="majorHAnsi" w:cstheme="majorBidi"/>
+      <w:rFonts/>
       <w:color w:val="000000" w:themeColor="text1"/>
     </w:rPr>
     <w:tblPr>
@@ -8166,7 +8002,7 @@
       <w:spacing w:after="0" w:line="240" w:lineRule="auto"/>
     </w:pPr>
     <w:rPr>
-      <w:rFonts w:asciiTheme="majorHAnsi" w:eastAsiaTheme="majorEastAsia" w:hAnsiTheme="majorHAnsi" w:cstheme="majorBidi"/>
+      <w:rFonts/>
       <w:color w:val="000000" w:themeColor="text1"/>
     </w:rPr>
     <w:tblPr>
@@ -8291,7 +8127,7 @@
       <w:spacing w:after="0" w:line="240" w:lineRule="auto"/>
     </w:pPr>
     <w:rPr>
-      <w:rFonts w:asciiTheme="majorHAnsi" w:eastAsiaTheme="majorEastAsia" w:hAnsiTheme="majorHAnsi" w:cstheme="majorBidi"/>
+      <w:rFonts/>
       <w:color w:val="000000" w:themeColor="text1"/>
     </w:rPr>
     <w:tblPr>
@@ -8416,7 +8252,7 @@
       <w:spacing w:after="0" w:line="240" w:lineRule="auto"/>
     </w:pPr>
     <w:rPr>
-      <w:rFonts w:asciiTheme="majorHAnsi" w:eastAsiaTheme="majorEastAsia" w:hAnsiTheme="majorHAnsi" w:cstheme="majorBidi"/>
+      <w:rFonts/>
       <w:color w:val="000000" w:themeColor="text1"/>
     </w:rPr>
     <w:tblPr>
@@ -8541,7 +8377,7 @@
       <w:spacing w:after="0" w:line="240" w:lineRule="auto"/>
     </w:pPr>
     <w:rPr>
-      <w:rFonts w:asciiTheme="majorHAnsi" w:eastAsiaTheme="majorEastAsia" w:hAnsiTheme="majorHAnsi" w:cstheme="majorBidi"/>
+      <w:rFonts/>
       <w:color w:val="000000" w:themeColor="text1"/>
     </w:rPr>
     <w:tblPr>
@@ -8666,7 +8502,7 @@
       <w:spacing w:after="0" w:line="240" w:lineRule="auto"/>
     </w:pPr>
     <w:rPr>
-      <w:rFonts w:asciiTheme="majorHAnsi" w:eastAsiaTheme="majorEastAsia" w:hAnsiTheme="majorHAnsi" w:cstheme="majorBidi"/>
+      <w:rFonts/>
       <w:color w:val="000000" w:themeColor="text1"/>
     </w:rPr>
     <w:tblPr>

--- a/az/discovery-articles/2.6 Cəbr.docx
+++ b/az/discovery-articles/2.6 Cəbr.docx
@@ -32,7 +32,7 @@
         <w:rPr>
           <w:sz w:val="20"/>
         </w:rPr>
-        <w:t>Dövr: IX əsrin klassik ərəb əsərləri, əl-Xarəzmi; daha qədim Babil və yunan kökləri; sonralar Avropada simvolik yazılış | Əsas şəxslər: Babil mirzələri, Diofant, əl-Xarəzmi, sonralar Viyet, Dekart və müasir cəbrçilər</w:t>
+        <w:t>Dövr: qədim Babil və yunan riyaziyyatından başlayan inkişaf; IX əsrdə əl-Xarəzminin və digər ərəbdilli alimlərin əsərlərində sistemləşdirmə; sonralar Avropada hərf və işarələrlə yazılışın təkmilləşməsi | Əsas şəxslər: Babil mirzələri, Diofant, əl-Xarəzmi, sonrakı dövrlərdə Viyet, Dekart və müasir cəbr alimləri</w:t>
       </w:r>
     </w:p>
     <w:p>
@@ -40,7 +40,7 @@
         <w:widowControl/>
       </w:pPr>
       <w:r>
-        <w:t>Cəbr yalnız konkret ədədləri hesablamaq deyil, ümumi qaydalarla məchul kəmiyyətləri tapmaqdır. Sözlə verilən məsələləri simvollara və tənliklərə çevirərək elm və mühəndisliyin əsas vasitələrindən oldu.</w:t>
+        <w:t>Cəbr məlum kəmiyyətlər arasındakı əlaqələrdən istifadə edərək məchulu tapmağa və ümumi qaydalar müəyyənləşdirməyə imkan verir. Sözlə təsvir olunan məsələni riyazi ifadə və tənliklərlə göstərmək onu həll etməyi asanlaşdırır. Bu xüsusiyyətinə görə cəbr elmin və mühəndisliyin əsas vasitələrindən birinə çevrilib.</w:t>
       </w:r>
     </w:p>
     <w:p>
@@ -58,7 +58,7 @@
         <w:widowControl/>
       </w:pPr>
       <w:r>
-        <w:t>Babil lövhələrində artıq müəyyən ardıcıllıqla həll edilən məchullu məsələlər var.</w:t>
+        <w:t>Babil gil lövhələrində məchul kəmiyyətlərin addım-addım tapıldığı məsələlərə rast gəlinir.</w:t>
       </w:r>
     </w:p>
     <w:p>
@@ -67,7 +67,7 @@
         <w:widowControl/>
       </w:pPr>
       <w:r>
-        <w:t>Əl-Xarəzminin cəbri tənliklərdə bərpa və tarazlaşdırma əməliyyatlarını sistemləşdirdi.</w:t>
+        <w:t>Əl-Xarəzmi tənliklərin həllində işlədilən bərpa və tarazlaşdırma əməliyyatlarını sistemləşdirdi.</w:t>
       </w:r>
     </w:p>
     <w:p>
@@ -76,7 +76,7 @@
         <w:widowControl/>
       </w:pPr>
       <w:r>
-        <w:t>Orta əsr İslam dünyasının və sonrakı Avropanın alimləri kub və daha yüksək dərəcəli üsulları inkişaf etdirdilər.</w:t>
+        <w:t>Orta əsrlərdə İslam dünyasının, sonralar isə Avropanın alimləri üçüncü və daha yüksək dərəcəli tənliklərin həlli üsullarını inkişaf etdirdilər.</w:t>
       </w:r>
     </w:p>
     <w:p>
@@ -85,7 +85,7 @@
         <w:widowControl/>
       </w:pPr>
       <w:r>
-        <w:t>İntibahın simvolik yazılışı çevirmələri sürətləndirdi və aydınlaşdırdı.</w:t>
+        <w:t>İntibah dövründə hərf və riyazi işarələrdən istifadə hesablamaları daha yığcam, çevirmələri isə daha aydın etdi.</w:t>
       </w:r>
     </w:p>
     <w:p>
@@ -94,7 +94,7 @@
         <w:widowControl/>
       </w:pPr>
       <w:r>
-        <w:t>Müasir cəbr kriptoqrafiyanın, fiziki modellərin və informatikanın əsaslarındandır.</w:t>
+        <w:t>Müasir cəbr məlumatların şifrələnməsində, fiziki hadisələrin modelləşdirilməsində və informatikada mühüm yer tutur.</w:t>
       </w:r>
     </w:p>
     <w:p>
@@ -103,15 +103,7 @@
         <w:widowControl/>
       </w:pPr>
       <w:r>
-        <w:t>Bu nədir</w:t>
-      </w:r>
-    </w:p>
-    <w:p>
-      <w:pPr>
-        <w:widowControl/>
-      </w:pPr>
-      <w:r>
-        <w:t>Cəbr məlum kəmiyyətlərə tətbiq olunan əməliyyatlarla məchul kəmiyyətləri tapmağa imkan verən riyaziyyat sahəsidir; münasibətlər çox vaxt tənliklə yazılır. Yalnız verilmiş ədədləri hesablamaq əvəzinə, axtarılan kəmiyyət işarə ilə göstərilir və tənliyin hər iki tərəfi qaydalara uyğun çevrilir. İlk cəbr sözlə ifadə olunurdu, sonralar hərf və simvollarla yazıldı. Bu, eyni quruluşlu çoxsaylı məsələlərdə «x nə olmalıdır?» sualına cavab verən vasitədir; istənilən ölçüdə torta uyğunlaşdırılan resept kimi.</w:t>
+        <w:t>Bu nədir?</w:t>
       </w:r>
     </w:p>
     <w:p>
@@ -120,15 +112,7 @@
         <w:widowControl/>
       </w:pPr>
       <w:r>
-        <w:t>Kim kəşf edib və ya yaradıb</w:t>
-      </w:r>
-    </w:p>
-    <w:p>
-      <w:pPr>
-        <w:widowControl/>
-      </w:pPr>
-      <w:r>
-        <w:t>Cəbr müxtəlif mədəniyyətlərin töhfələri ilə formalaşıb. Babil mirzələri ardıcıl həll üsulları tətbiq edir, Diofant kimi yunan müəllifləri məchullu məsələlər qururdular. Məhəmməd ibn Musa əl-Xarəzmi adı sonralar müxtəlif dillərdə «cəbr» sözünə çevrilən sistemli ərəb əsəri yazdı. İntibah Avropasında yığcam simvollar yarandı. Sahə tək bir dahinin əsəri deyil. Məktəblərdə və ticarət evlərində bilik ötürülməsi də dərsliklərdəki məşhur adlar qədər əhəmiyyətlidir.</w:t>
+        <w:t>Cəbr kəmiyyətlər arasındakı əlaqələri öyrənən riyaziyyat sahəsidir. Onun əsas işlərindən biri məlum kəmiyyətlərə əsaslanaraq məchulu tapmaqdır. Bu əlaqələr çox vaxt tənliklə ifadə olunur.</w:t>
       </w:r>
     </w:p>
     <w:p>
@@ -137,15 +121,88 @@
         <w:widowControl/>
       </w:pPr>
       <w:r>
-        <w:t>Nə vaxt və necə yaranıb</w:t>
+        <w:t>Axtarılan kəmiyyət hərflə, məsələn, x ilə göstərilir. Sonra bərabərlik qorunmaqla tənliyin tərəfləri üzərində əməliyyatlar aparılır və məchul tapılır. Beləcə, hər məsələni ayrıca üsulla həll etmək əvəzinə, oxşar məsələlər üçün eyni qaydadan istifadə etmək olur.</w:t>
       </w:r>
     </w:p>
     <w:p>
       <w:pPr>
+        <w:pStyle w:val="Heading1"/>
         <w:widowControl/>
       </w:pPr>
       <w:r>
-        <w:t>Ardıcıl məsələ həlli qədimdir. IX əsrin klassik ərəbdilli elmi üsulları sistemləşdirdi; onlar İslam dünyasında və latındilli Avropada tədris edildi. XVI–XVII əsrlərin simvolik cəbri tədqiqatı sürətləndirdi. XIX əsrin mücərrəd cəbri ədədlərdən kənar quruluşları da ümumiləşdirdi. Bugünkü məktəb cəbri bu uzun yolu bir fənn adında birləşdirir. Yayılmada tərcümə, ticarət və astronomiyanın hesablama ehtiyacı rol oynadı.</w:t>
+        <w:t>İlk dövrlərdə cəbri məsələlər və onların həlli sözlə izah edilirdi. Sonralar sözlərin yerini getdikcə hərflər və riyazi işarələr aldı. Bunu tortun ölçüsünə görə ərzağın miqdarını dəyişməyə bənzətmək olar: miqdar dəyişir, reseptdəki nisbətlər isə eyni qalır.</w:t>
+      </w:r>
+    </w:p>
+    <w:p>
+      <w:pPr>
+        <w:pStyle w:val="Heading1"/>
+        <w:widowControl/>
+      </w:pPr>
+      <w:r>
+        <w:t>Kim yaradıb?</w:t>
+      </w:r>
+    </w:p>
+    <w:p>
+      <w:pPr>
+        <w:pStyle w:val="Heading1"/>
+        <w:widowControl/>
+      </w:pPr>
+      <w:r>
+        <w:t>Cəbr bir nəfərin yaratdığı elm deyil. Onun formalaşmasında müxtəlif mədəniyyətlərin payı var. Babil mirzələri məsələləri müəyyən ardıcıllıqla həll edir, Diofant kimi yunan müəllifləri məchul kəmiyyətlərlə bağlı məsələlər üzərində işləyirdilər.</w:t>
+      </w:r>
+    </w:p>
+    <w:p>
+      <w:pPr>
+        <w:pStyle w:val="Heading1"/>
+        <w:widowControl/>
+      </w:pPr>
+      <w:r>
+        <w:t>Məhəmməd ibn Musa əl-Xarəzmi cəbri üsulları sistemli şəkildə izah edən ərəb dilində bir əsər yazdı. Həmin əsərin adındakı «əl-cəbr» sözü sonralar müxtəlif dillərdə bu riyaziyyat sahəsinin adına çevrildi.</w:t>
+      </w:r>
+    </w:p>
+    <w:p>
+      <w:pPr>
+        <w:pStyle w:val="Heading1"/>
+        <w:widowControl/>
+      </w:pPr>
+      <w:r>
+        <w:t>İntibah dövründə Avropa alimləri hərf və işarələrlə daha yığcam yazılış üsulları hazırladılar. Lakin cəbrin yayılması yalnız məşhur alimlərin əsərləri ilə bağlı deyildi. Məktəblərdə verilən dərslər və ticarət evlərində nəsildən-nəslə ötürülən hesablama bacarıqları da bu inkişafda mühüm yer tuturdu.</w:t>
+      </w:r>
+    </w:p>
+    <w:p>
+      <w:pPr>
+        <w:pStyle w:val="Heading1"/>
+        <w:widowControl/>
+      </w:pPr>
+      <w:r>
+        <w:t>Nə vaxt və necə yaranıb?</w:t>
+      </w:r>
+    </w:p>
+    <w:p>
+      <w:pPr>
+        <w:pStyle w:val="Heading1"/>
+        <w:widowControl/>
+      </w:pPr>
+      <w:r>
+        <w:t>Məsələləri ardıcıl əməliyyatlarla həll etmək üsulları qədimdən məlum idi. IX əsrdə ərəb dilində yazılmış elmi əsərlərdə bu üsullar sistemləşdirildi. Sonralar onlar həm İslam dünyasında, həm də latın dilində təhsil verilən Avropada öyrədildi.</w:t>
+      </w:r>
+    </w:p>
+    <w:p>
+      <w:pPr>
+        <w:pStyle w:val="Heading1"/>
+        <w:widowControl/>
+      </w:pPr>
+      <w:r>
+        <w:t>XVI–XVII əsrlərdə hərf və işarələrə əsaslanan cəbri yazılış tədqiqatları sürətləndirdi. XIX əsrdə inkişaf edən mücərrəd cəbr isə yalnız ədədləri deyil, başqa riyazi obyektləri və onlar üzərində aparılan əməliyyatların ümumi qaydalarını da öyrənməyə başladı.</w:t>
+      </w:r>
+    </w:p>
+    <w:p>
+      <w:pPr>
+        <w:pStyle w:val="Heading1"/>
+        <w:widowControl/>
+      </w:pPr>
+      <w:r>
+        <w:t>Bugünkü məktəb cəbri bu uzun inkişafın nəticələrini bir araya gətirir. Biliklərin yayılmasında əsərlərin tərcüməsi, ticarət əlaqələri və astronomik hesablamalara ehtiyac mühüm rol oynayıb.</w:t>
       </w:r>
     </w:p>
     <w:p>
@@ -159,10 +216,20 @@
     </w:p>
     <w:p>
       <w:pPr>
+        <w:pStyle w:val="Heading1"/>
         <w:widowControl/>
       </w:pPr>
       <w:r>
-        <w:t>Cəbr konkret ədədlərin arxasındakı ümumi qanunauyğunluğu ayırır; elmi modelləşdirmənin əsası budur. Tənliklər qanunları ifadə edir, həlli müşahidə nəticələrini proqnozlaşdırır. Simvolik forma sübutlara və kompüterlə cəbri hesablamaya imkan verir. Xətaların təhlili və alqoritmlər də hər iki tərəfi diqqətlə çevirmək yanaşması ilə bağlıdır.</w:t>
+        <w:t>Cəbr ayrı-ayrı hesablamalarda təkrarlanan ümumi əlaqəni görməyə imkan verir. Elmi modellər də bu cür qurulur: hadisələr arasındakı əlaqələr tənliklərlə ifadə olunur, həmin tənliklərin həlli isə müəyyən şəraitdə hansı nəticənin gözlənildiyini hesablamağa kömək edir.</w:t>
+      </w:r>
+    </w:p>
+    <w:p>
+      <w:pPr>
+        <w:pStyle w:val="Heading1"/>
+        <w:widowControl/>
+      </w:pPr>
+      <w:r>
+        <w:t>Hərf və işarələrlə yazılış riyazi sübutları qurmağı və cəbri hesablamaları kompüterdə aparmağı asanlaşdırır. Hesablama xətalarını araşdırarkən və alqoritm hazırlayarkən də hər addımın qaydalara uyğun olması vacibdir. Tənliyin bərabərliyini qoruyaraq çevirmələr aparmaq bu dəqiqliyə alışdırır.</w:t>
       </w:r>
     </w:p>
     <w:p>
@@ -176,10 +243,11 @@
     </w:p>
     <w:p>
       <w:pPr>
+        <w:pStyle w:val="Heading1"/>
         <w:widowControl/>
       </w:pPr>
       <w:r>
-        <w:t>Dekart həndəsəsi cəbri qrafiklərlə birləşdirdi. Riyazi analiz cəbri çevirmə bacarığına söykənir; xətti cəbr maşın öyrənməsində və fiziki simulyasiyalarda işləyir. Şifrələməni öyrənən kriptoqrafiya və kodlaşdırma nəzəriyyəsinin də kökündə cəbr dayanır. Elm, texnologiya, mühəndislik və riyaziyyatı birləşdirən STEM təhsili və müasir tədqiqatlar bu ifadə dili olmadan əsas vasitələrindən birini itirərdi.</w:t>
+        <w:t>Dekartın inkişaf etdirdiyi yanaşma cəbrlə həndəsəni birləşdirdi: həndəsi fiqurları tənliklərlə, tənliklərdəki əlaqələri isə qrafiklərlə göstərmək mümkün oldu.</w:t>
       </w:r>
     </w:p>
     <w:p>
@@ -188,15 +256,52 @@
         <w:widowControl/>
       </w:pPr>
       <w:r>
-        <w:t>İnsan həyatını necə dəyişib</w:t>
+        <w:t>Dəyişmələri öyrənən riyazi analiz cəbri çevirmələrə söykənir. Xətti cəbrdən maşın öyrənməsində və fiziki proseslərin kompüterdə modelləşdirilməsində istifadə olunur. Məlumatların şifrələnməsini öyrənən kriptoqrafiya və kodlaşdırma nəzəriyyəsi də cəbrə əsaslanır.</w:t>
       </w:r>
     </w:p>
     <w:p>
       <w:pPr>
+        <w:pStyle w:val="Heading1"/>
         <w:widowControl/>
       </w:pPr>
       <w:r>
-        <w:t>Tacirlər, yerölçənlər və vergi işçiləri miras, torpaq və faiz məsələləri üçün müxtəlif vəziyyətlərdə işləyən üsullar qazandılar. Sonralar texniki peşələr cəbr biliyi tələb etməyə başladı. Ancaq simvollarla izahsız qarşılaşan şagird üçün mücərrədlik çətinlik də yaradır. Telefonda bir nisbəti hesablayan tətbiqin arxasında belə əl-Xarəzminin davamçılarının üsulları var. Cəbr məktəblərə daxil olanda planlama və mühəndislik məchulları müəyyənləşdirməyin öyrədilə bilən işinə çevrildi.</w:t>
+        <w:t>Elm, texnologiya, mühəndislik və riyaziyyatı birləşdirən STEM təhsilində, eləcə də müasir tədqiqatlarda cəbr ortaq ifadə vasitəsidir. Onsuz bir çox əlaqəni dəqiq göstərmək və hesablamaq daha çətin olardı.</w:t>
+      </w:r>
+    </w:p>
+    <w:p>
+      <w:pPr>
+        <w:pStyle w:val="Heading1"/>
+        <w:widowControl/>
+      </w:pPr>
+      <w:r>
+        <w:t>İnsan həyatını necə dəyişib?</w:t>
+      </w:r>
+    </w:p>
+    <w:p>
+      <w:pPr>
+        <w:pStyle w:val="Heading1"/>
+        <w:widowControl/>
+      </w:pPr>
+      <w:r>
+        <w:t>Cəbr tacirlərə, yerölçənlərə və vergi hesablayanlara miras bölgüsü, torpaq ölçüsü və faizlə bağlı müxtəlif məsələləri ümumi qaydalarla həll etmək imkanı verdi. Sonralar bir çox texniki peşədə cəbr bilmək zərurətə çevrildi.</w:t>
+      </w:r>
+    </w:p>
+    <w:p>
+      <w:pPr>
+        <w:pStyle w:val="Heading1"/>
+        <w:widowControl/>
+      </w:pPr>
+      <w:r>
+        <w:t>Bununla belə, hərf və işarələrin nəyi bildirdiyi izah olunmadıqda cəbr şagirdə anlaşılmaz görünə bilər. Məchulun hansı kəmiyyəti ifadə etdiyini və əməliyyatların nə üçün aparıldığını başa düşmək öyrənməyi asanlaşdırır.</w:t>
+      </w:r>
+    </w:p>
+    <w:p>
+      <w:pPr>
+        <w:pStyle w:val="Heading1"/>
+        <w:widowControl/>
+      </w:pPr>
+      <w:r>
+        <w:t>Telefonda sadə bir nisbəti hesablayan tətbiqdə belə, əsrlər boyu inkişaf etmiş cəbri üsullardan istifadə olunur. Cəbrin məktəblərdə öyrədilməsi planlaşdırma və mühəndislik məsələlərində məchul kəmiyyətləri tapmaq bacarığını daha çox insana qazandırdı.</w:t>
       </w:r>
     </w:p>
     <w:p>
@@ -217,7 +322,7 @@
         <w:rPr>
           <w:sz w:val="20"/>
         </w:rPr>
-        <w:t>A Kitablar və əsas elmi əsərlər</w:t>
+        <w:t>Kitablar və əsas elmi əsərlər</w:t>
       </w:r>
     </w:p>
     <w:p>
@@ -240,7 +345,7 @@
         <w:rPr>
           <w:sz w:val="20"/>
         </w:rPr>
-        <w:t>C Qurumların materialları və ensiklopedik mənbələr</w:t>
+        <w:t>Qurumların materialları və ensiklopedik mənbələr</w:t>
       </w:r>
     </w:p>
     <w:p>
@@ -300,7 +405,7 @@
         <w:rPr>
           <w:sz w:val="20"/>
         </w:rPr>
-        <w:t>J Mətbuat elmi kütləvi nəşrlər və ümumi mənbələr</w:t>
+        <w:t>Mətbuat elmi kütləvi nəşrlər və ümumi mənbələr</w:t>
       </w:r>
     </w:p>
     <w:p>
